--- a/DPS/command_lines.docx
+++ b/DPS/command_lines.docx
@@ -146,6 +146,21 @@
         </w:rPr>
         <w:t xml:space="preserve"> </w:t>
       </w:r>
+      <w:r>
+        <w:rPr>
+          <w:rFonts w:ascii="Times New Roman" w:eastAsia="Arial Unicode MS" w:hAnsi="Times New Roman" w:cs="Times New Roman"/>
+          <w:color w:val="000000"/>
+          <w:u w:color="000000"/>
+          <w:bdr w:val="nil"/>
+          <w14:textOutline w14:w="0" w14:cap="flat" w14:cmpd="sng" w14:algn="ctr">
+            <w14:noFill/>
+            <w14:prstDash w14:val="solid"/>
+            <w14:bevel/>
+          </w14:textOutline>
+          <w14:ligatures w14:val="none"/>
+        </w:rPr>
+        <w:t>version 2.9.0</w:t>
+      </w:r>
     </w:p>
     <w:p>
       <w:pPr>
@@ -2436,6 +2451,21 @@
         </w:rPr>
         <w:t>MegaBLAST</w:t>
       </w:r>
+      <w:r>
+        <w:rPr>
+          <w:rFonts w:ascii="Times New Roman" w:eastAsia="Arial Unicode MS" w:hAnsi="Times New Roman" w:cs="Times New Roman"/>
+          <w:color w:val="000000"/>
+          <w:u w:color="000000"/>
+          <w:bdr w:val="nil"/>
+          <w14:textOutline w14:w="0" w14:cap="flat" w14:cmpd="sng" w14:algn="ctr">
+            <w14:noFill/>
+            <w14:prstDash w14:val="solid"/>
+            <w14:bevel/>
+          </w14:textOutline>
+          <w14:ligatures w14:val="none"/>
+        </w:rPr>
+        <w:t xml:space="preserve"> version 2.9.0</w:t>
+      </w:r>
     </w:p>
     <w:p>
       <w:pPr>
@@ -4634,6 +4664,21 @@
         </w:rPr>
         <w:t>Bowtie2</w:t>
       </w:r>
+      <w:r>
+        <w:rPr>
+          <w:rFonts w:ascii="Times New Roman" w:eastAsia="Arial Unicode MS" w:hAnsi="Times New Roman" w:cs="Times New Roman"/>
+          <w:color w:val="000000"/>
+          <w:u w:color="000000"/>
+          <w:bdr w:val="nil"/>
+          <w14:textOutline w14:w="0" w14:cap="flat" w14:cmpd="sng" w14:algn="ctr">
+            <w14:noFill/>
+            <w14:prstDash w14:val="solid"/>
+            <w14:bevel/>
+          </w14:textOutline>
+          <w14:ligatures w14:val="none"/>
+        </w:rPr>
+        <w:t xml:space="preserve"> version 2.3.5.1</w:t>
+      </w:r>
     </w:p>
     <w:p>
       <w:pPr>
@@ -5509,6 +5554,21 @@
         </w:rPr>
         <w:t>Magic-BLAST</w:t>
       </w:r>
+      <w:r>
+        <w:rPr>
+          <w:rFonts w:ascii="Times New Roman" w:eastAsia="Arial Unicode MS" w:hAnsi="Times New Roman" w:cs="Times New Roman"/>
+          <w:color w:val="000000"/>
+          <w:u w:color="000000"/>
+          <w:bdr w:val="nil"/>
+          <w14:textOutline w14:w="0" w14:cap="flat" w14:cmpd="sng" w14:algn="ctr">
+            <w14:noFill/>
+            <w14:prstDash w14:val="solid"/>
+            <w14:bevel/>
+          </w14:textOutline>
+          <w14:ligatures w14:val="none"/>
+        </w:rPr>
+        <w:t xml:space="preserve"> version 1.3.0</w:t>
+      </w:r>
     </w:p>
     <w:p>
       <w:pPr>
@@ -6543,6 +6603,46 @@
           <w:between w:val="nil"/>
           <w:bar w:val="nil"/>
         </w:pBdr>
+        <w:spacing w:line="240" w:lineRule="auto"/>
+        <w:rPr>
+          <w:rFonts w:ascii="Times New Roman" w:eastAsia="Arial Unicode MS" w:hAnsi="Times New Roman" w:cs="Times New Roman"/>
+          <w:color w:val="000000"/>
+          <w:u w:color="000000"/>
+          <w:bdr w:val="nil"/>
+          <w14:textOutline w14:w="0" w14:cap="flat" w14:cmpd="sng" w14:algn="ctr">
+            <w14:noFill/>
+            <w14:prstDash w14:val="solid"/>
+            <w14:bevel/>
+          </w14:textOutline>
+          <w14:ligatures w14:val="none"/>
+        </w:rPr>
+      </w:pPr>
+      <w:r>
+        <w:rPr>
+          <w:rFonts w:ascii="Times New Roman" w:eastAsia="Arial Unicode MS" w:hAnsi="Times New Roman" w:cs="Times New Roman"/>
+          <w:color w:val="000000"/>
+          <w:u w:color="000000"/>
+          <w:bdr w:val="nil"/>
+          <w14:textOutline w14:w="0" w14:cap="flat" w14:cmpd="sng" w14:algn="ctr">
+            <w14:noFill/>
+            <w14:prstDash w14:val="solid"/>
+            <w14:bevel/>
+          </w14:textOutline>
+          <w14:ligatures w14:val="none"/>
+        </w:rPr>
+        <w:t>Version 2.3.5.1</w:t>
+      </w:r>
+    </w:p>
+    <w:p>
+      <w:pPr>
+        <w:pBdr>
+          <w:top w:val="nil"/>
+          <w:left w:val="nil"/>
+          <w:bottom w:val="nil"/>
+          <w:right w:val="nil"/>
+          <w:between w:val="nil"/>
+          <w:bar w:val="nil"/>
+        </w:pBdr>
         <w:spacing w:line="259" w:lineRule="auto"/>
         <w:rPr>
           <w:rFonts w:ascii="Times New Roman" w:eastAsia="Arial Unicode MS" w:hAnsi="Times New Roman" w:cs="Times New Roman"/>
@@ -7587,6 +7687,52 @@
           <w:between w:val="nil"/>
           <w:bar w:val="nil"/>
         </w:pBdr>
+        <w:spacing w:line="240" w:lineRule="auto"/>
+        <w:rPr>
+          <w:rFonts w:ascii="Times New Roman" w:eastAsia="Arial Unicode MS" w:hAnsi="Times New Roman" w:cs="Times New Roman"/>
+          <w:color w:val="000000"/>
+          <w:u w:color="000000"/>
+          <w:bdr w:val="nil"/>
+          <w14:textOutline w14:w="0" w14:cap="flat" w14:cmpd="sng" w14:algn="ctr">
+            <w14:noFill/>
+            <w14:prstDash w14:val="solid"/>
+            <w14:bevel/>
+          </w14:textOutline>
+          <w14:ligatures w14:val="none"/>
+        </w:rPr>
+      </w:pPr>
+      <w:r>
+        <w:rPr>
+          <w:rFonts w:ascii="Times New Roman" w:eastAsia="Arial Unicode MS" w:hAnsi="Times New Roman" w:cs="Times New Roman"/>
+          <w:color w:val="000000"/>
+          <w:u w:color="000000"/>
+          <w:bdr w:val="nil"/>
+          <w14:textOutline w14:w="0" w14:cap="flat" w14:cmpd="sng" w14:algn="ctr">
+            <w14:noFill/>
+            <w14:prstDash w14:val="solid"/>
+            <w14:bevel/>
+          </w14:textOutline>
+          <w14:ligatures w14:val="none"/>
+        </w:rPr>
+        <w:t xml:space="preserve">Version </w:t>
+      </w:r>
+      <w:r>
+        <w:rPr>
+          <w:rFonts w:ascii="Times New Roman" w:hAnsi="Times New Roman" w:cs="Times New Roman"/>
+        </w:rPr>
+        <w:t>ART-MountRainier-2016-06-05</w:t>
+      </w:r>
+    </w:p>
+    <w:p>
+      <w:pPr>
+        <w:pBdr>
+          <w:top w:val="nil"/>
+          <w:left w:val="nil"/>
+          <w:bottom w:val="nil"/>
+          <w:right w:val="nil"/>
+          <w:between w:val="nil"/>
+          <w:bar w:val="nil"/>
+        </w:pBdr>
         <w:spacing w:line="259" w:lineRule="auto"/>
         <w:rPr>
           <w:rFonts w:ascii="Times New Roman" w:eastAsia="Arial Unicode MS" w:hAnsi="Times New Roman" w:cs="Times New Roman"/>
@@ -8807,6 +8953,7 @@
           </w14:textOutline>
           <w14:ligatures w14:val="none"/>
         </w:rPr>
+        <w:lastRenderedPageBreak/>
         <w:t>Simulated Read Alignment</w:t>
       </w:r>
     </w:p>
@@ -8834,37 +8981,35 @@
           <w14:ligatures w14:val="none"/>
         </w:rPr>
       </w:pPr>
-      <w:proofErr w:type="spellStart"/>
-      <w:r>
-        <w:rPr>
-          <w:rFonts w:ascii="Times New Roman" w:eastAsia="Arial Unicode MS" w:hAnsi="Times New Roman" w:cs="Times New Roman"/>
-          <w:color w:val="000000"/>
-          <w:u w:color="000000"/>
-          <w:bdr w:val="nil"/>
-          <w14:textOutline w14:w="0" w14:cap="flat" w14:cmpd="sng" w14:algn="ctr">
-            <w14:noFill/>
-            <w14:prstDash w14:val="solid"/>
-            <w14:bevel/>
-          </w14:textOutline>
-          <w14:ligatures w14:val="none"/>
-        </w:rPr>
-        <w:t>Readlength</w:t>
-      </w:r>
-      <w:proofErr w:type="spellEnd"/>
-      <w:r>
-        <w:rPr>
-          <w:rFonts w:ascii="Times New Roman" w:eastAsia="Arial Unicode MS" w:hAnsi="Times New Roman" w:cs="Times New Roman"/>
-          <w:color w:val="000000"/>
-          <w:u w:color="000000"/>
-          <w:bdr w:val="nil"/>
-          <w14:textOutline w14:w="0" w14:cap="flat" w14:cmpd="sng" w14:algn="ctr">
-            <w14:noFill/>
-            <w14:prstDash w14:val="solid"/>
-            <w14:bevel/>
-          </w14:textOutline>
-          <w14:ligatures w14:val="none"/>
-        </w:rPr>
-        <w:t>: 100, 150, 200, 250</w:t>
+      <w:r>
+        <w:rPr>
+          <w:rFonts w:ascii="Times New Roman" w:eastAsia="Arial Unicode MS" w:hAnsi="Times New Roman" w:cs="Times New Roman"/>
+          <w:color w:val="000000"/>
+          <w:u w:color="000000"/>
+          <w:bdr w:val="nil"/>
+          <w14:textOutline w14:w="0" w14:cap="flat" w14:cmpd="sng" w14:algn="ctr">
+            <w14:noFill/>
+            <w14:prstDash w14:val="solid"/>
+            <w14:bevel/>
+          </w14:textOutline>
+          <w14:ligatures w14:val="none"/>
+        </w:rPr>
+        <w:t>Magic-BLAST</w:t>
+      </w:r>
+      <w:r>
+        <w:rPr>
+          <w:rFonts w:ascii="Times New Roman" w:eastAsia="Arial Unicode MS" w:hAnsi="Times New Roman" w:cs="Times New Roman"/>
+          <w:color w:val="000000"/>
+          <w:u w:color="000000"/>
+          <w:bdr w:val="nil"/>
+          <w14:textOutline w14:w="0" w14:cap="flat" w14:cmpd="sng" w14:algn="ctr">
+            <w14:noFill/>
+            <w14:prstDash w14:val="solid"/>
+            <w14:bevel/>
+          </w14:textOutline>
+          <w14:ligatures w14:val="none"/>
+        </w:rPr>
+        <w:t xml:space="preserve"> version 1.3.0</w:t>
       </w:r>
     </w:p>
     <w:p>
@@ -8880,6 +9025,8 @@
         <w:spacing w:line="240" w:lineRule="auto"/>
         <w:rPr>
           <w:rFonts w:ascii="Times New Roman" w:eastAsia="Arial Unicode MS" w:hAnsi="Times New Roman" w:cs="Times New Roman"/>
+          <w:b/>
+          <w:bCs/>
           <w:color w:val="000000"/>
           <w:u w:color="000000"/>
           <w:bdr w:val="nil"/>
@@ -8904,7 +9051,272 @@
           </w14:textOutline>
           <w14:ligatures w14:val="none"/>
         </w:rPr>
-        <w:lastRenderedPageBreak/>
+        <w:t>Bowtie2</w:t>
+      </w:r>
+      <w:r>
+        <w:rPr>
+          <w:rFonts w:ascii="Times New Roman" w:eastAsia="Arial Unicode MS" w:hAnsi="Times New Roman" w:cs="Times New Roman"/>
+          <w:color w:val="000000"/>
+          <w:u w:color="000000"/>
+          <w:bdr w:val="nil"/>
+          <w14:textOutline w14:w="0" w14:cap="flat" w14:cmpd="sng" w14:algn="ctr">
+            <w14:noFill/>
+            <w14:prstDash w14:val="solid"/>
+            <w14:bevel/>
+          </w14:textOutline>
+          <w14:ligatures w14:val="none"/>
+        </w:rPr>
+        <w:t xml:space="preserve"> version 2.3.5.1</w:t>
+      </w:r>
+    </w:p>
+    <w:p>
+      <w:pPr>
+        <w:pBdr>
+          <w:top w:val="nil"/>
+          <w:left w:val="nil"/>
+          <w:bottom w:val="nil"/>
+          <w:right w:val="nil"/>
+          <w:between w:val="nil"/>
+          <w:bar w:val="nil"/>
+        </w:pBdr>
+        <w:spacing w:line="240" w:lineRule="auto"/>
+        <w:rPr>
+          <w:rFonts w:ascii="Times New Roman" w:eastAsia="Arial Unicode MS" w:hAnsi="Times New Roman" w:cs="Times New Roman"/>
+          <w:color w:val="000000"/>
+          <w:u w:color="000000"/>
+          <w:bdr w:val="nil"/>
+          <w14:textOutline w14:w="0" w14:cap="flat" w14:cmpd="sng" w14:algn="ctr">
+            <w14:noFill/>
+            <w14:prstDash w14:val="solid"/>
+            <w14:bevel/>
+          </w14:textOutline>
+          <w14:ligatures w14:val="none"/>
+        </w:rPr>
+      </w:pPr>
+      <w:r>
+        <w:rPr>
+          <w:rFonts w:ascii="Times New Roman" w:eastAsia="Arial Unicode MS" w:hAnsi="Times New Roman" w:cs="Times New Roman"/>
+          <w:color w:val="000000"/>
+          <w:u w:color="000000"/>
+          <w:bdr w:val="nil"/>
+          <w14:textOutline w14:w="0" w14:cap="flat" w14:cmpd="sng" w14:algn="ctr">
+            <w14:noFill/>
+            <w14:prstDash w14:val="solid"/>
+            <w14:bevel/>
+          </w14:textOutline>
+          <w14:ligatures w14:val="none"/>
+        </w:rPr>
+        <w:t>MegaBLAST</w:t>
+      </w:r>
+      <w:r>
+        <w:rPr>
+          <w:rFonts w:ascii="Times New Roman" w:eastAsia="Arial Unicode MS" w:hAnsi="Times New Roman" w:cs="Times New Roman"/>
+          <w:color w:val="000000"/>
+          <w:u w:color="000000"/>
+          <w:bdr w:val="nil"/>
+          <w14:textOutline w14:w="0" w14:cap="flat" w14:cmpd="sng" w14:algn="ctr">
+            <w14:noFill/>
+            <w14:prstDash w14:val="solid"/>
+            <w14:bevel/>
+          </w14:textOutline>
+          <w14:ligatures w14:val="none"/>
+        </w:rPr>
+        <w:t xml:space="preserve"> version 2.9.0</w:t>
+      </w:r>
+    </w:p>
+    <w:p>
+      <w:pPr>
+        <w:pBdr>
+          <w:top w:val="nil"/>
+          <w:left w:val="nil"/>
+          <w:bottom w:val="nil"/>
+          <w:right w:val="nil"/>
+          <w:between w:val="nil"/>
+          <w:bar w:val="nil"/>
+        </w:pBdr>
+        <w:spacing w:line="240" w:lineRule="auto"/>
+        <w:rPr>
+          <w:rFonts w:ascii="Times New Roman" w:eastAsia="Arial Unicode MS" w:hAnsi="Times New Roman" w:cs="Times New Roman"/>
+          <w:color w:val="000000"/>
+          <w:u w:color="000000"/>
+          <w:bdr w:val="nil"/>
+          <w14:textOutline w14:w="0" w14:cap="flat" w14:cmpd="sng" w14:algn="ctr">
+            <w14:noFill/>
+            <w14:prstDash w14:val="solid"/>
+            <w14:bevel/>
+          </w14:textOutline>
+          <w14:ligatures w14:val="none"/>
+        </w:rPr>
+      </w:pPr>
+      <w:proofErr w:type="spellStart"/>
+      <w:r>
+        <w:rPr>
+          <w:rFonts w:ascii="Times New Roman" w:eastAsia="Arial Unicode MS" w:hAnsi="Times New Roman" w:cs="Times New Roman"/>
+          <w:color w:val="000000"/>
+          <w:u w:color="000000"/>
+          <w:bdr w:val="nil"/>
+          <w14:textOutline w14:w="0" w14:cap="flat" w14:cmpd="sng" w14:algn="ctr">
+            <w14:noFill/>
+            <w14:prstDash w14:val="solid"/>
+            <w14:bevel/>
+          </w14:textOutline>
+          <w14:ligatures w14:val="none"/>
+        </w:rPr>
+        <w:t>BLASTn</w:t>
+      </w:r>
+      <w:proofErr w:type="spellEnd"/>
+      <w:r>
+        <w:rPr>
+          <w:rFonts w:ascii="Times New Roman" w:eastAsia="Arial Unicode MS" w:hAnsi="Times New Roman" w:cs="Times New Roman"/>
+          <w:color w:val="000000"/>
+          <w:u w:color="000000"/>
+          <w:bdr w:val="nil"/>
+          <w14:textOutline w14:w="0" w14:cap="flat" w14:cmpd="sng" w14:algn="ctr">
+            <w14:noFill/>
+            <w14:prstDash w14:val="solid"/>
+            <w14:bevel/>
+          </w14:textOutline>
+          <w14:ligatures w14:val="none"/>
+        </w:rPr>
+        <w:t xml:space="preserve"> </w:t>
+      </w:r>
+      <w:r>
+        <w:rPr>
+          <w:rFonts w:ascii="Times New Roman" w:eastAsia="Arial Unicode MS" w:hAnsi="Times New Roman" w:cs="Times New Roman"/>
+          <w:color w:val="000000"/>
+          <w:u w:color="000000"/>
+          <w:bdr w:val="nil"/>
+          <w14:textOutline w14:w="0" w14:cap="flat" w14:cmpd="sng" w14:algn="ctr">
+            <w14:noFill/>
+            <w14:prstDash w14:val="solid"/>
+            <w14:bevel/>
+          </w14:textOutline>
+          <w14:ligatures w14:val="none"/>
+        </w:rPr>
+        <w:t>version 2.9.0</w:t>
+      </w:r>
+    </w:p>
+    <w:p>
+      <w:pPr>
+        <w:pBdr>
+          <w:top w:val="nil"/>
+          <w:left w:val="nil"/>
+          <w:bottom w:val="nil"/>
+          <w:right w:val="nil"/>
+          <w:between w:val="nil"/>
+          <w:bar w:val="nil"/>
+        </w:pBdr>
+        <w:spacing w:line="240" w:lineRule="auto"/>
+        <w:rPr>
+          <w:rFonts w:ascii="Times New Roman" w:eastAsia="Arial Unicode MS" w:hAnsi="Times New Roman" w:cs="Times New Roman"/>
+          <w:b/>
+          <w:bCs/>
+          <w:color w:val="000000"/>
+          <w:u w:color="000000"/>
+          <w:bdr w:val="nil"/>
+          <w14:textOutline w14:w="0" w14:cap="flat" w14:cmpd="sng" w14:algn="ctr">
+            <w14:noFill/>
+            <w14:prstDash w14:val="solid"/>
+            <w14:bevel/>
+          </w14:textOutline>
+          <w14:ligatures w14:val="none"/>
+        </w:rPr>
+      </w:pPr>
+    </w:p>
+    <w:p>
+      <w:pPr>
+        <w:pBdr>
+          <w:top w:val="nil"/>
+          <w:left w:val="nil"/>
+          <w:bottom w:val="nil"/>
+          <w:right w:val="nil"/>
+          <w:between w:val="nil"/>
+          <w:bar w:val="nil"/>
+        </w:pBdr>
+        <w:spacing w:line="240" w:lineRule="auto"/>
+        <w:rPr>
+          <w:rFonts w:ascii="Times New Roman" w:eastAsia="Arial Unicode MS" w:hAnsi="Times New Roman" w:cs="Times New Roman"/>
+          <w:color w:val="000000"/>
+          <w:u w:color="000000"/>
+          <w:bdr w:val="nil"/>
+          <w14:textOutline w14:w="0" w14:cap="flat" w14:cmpd="sng" w14:algn="ctr">
+            <w14:noFill/>
+            <w14:prstDash w14:val="solid"/>
+            <w14:bevel/>
+          </w14:textOutline>
+          <w14:ligatures w14:val="none"/>
+        </w:rPr>
+      </w:pPr>
+      <w:proofErr w:type="spellStart"/>
+      <w:r>
+        <w:rPr>
+          <w:rFonts w:ascii="Times New Roman" w:eastAsia="Arial Unicode MS" w:hAnsi="Times New Roman" w:cs="Times New Roman"/>
+          <w:color w:val="000000"/>
+          <w:u w:color="000000"/>
+          <w:bdr w:val="nil"/>
+          <w14:textOutline w14:w="0" w14:cap="flat" w14:cmpd="sng" w14:algn="ctr">
+            <w14:noFill/>
+            <w14:prstDash w14:val="solid"/>
+            <w14:bevel/>
+          </w14:textOutline>
+          <w14:ligatures w14:val="none"/>
+        </w:rPr>
+        <w:t>Readlength</w:t>
+      </w:r>
+      <w:proofErr w:type="spellEnd"/>
+      <w:r>
+        <w:rPr>
+          <w:rFonts w:ascii="Times New Roman" w:eastAsia="Arial Unicode MS" w:hAnsi="Times New Roman" w:cs="Times New Roman"/>
+          <w:color w:val="000000"/>
+          <w:u w:color="000000"/>
+          <w:bdr w:val="nil"/>
+          <w14:textOutline w14:w="0" w14:cap="flat" w14:cmpd="sng" w14:algn="ctr">
+            <w14:noFill/>
+            <w14:prstDash w14:val="solid"/>
+            <w14:bevel/>
+          </w14:textOutline>
+          <w14:ligatures w14:val="none"/>
+        </w:rPr>
+        <w:t>: 100, 150, 200, 250</w:t>
+      </w:r>
+    </w:p>
+    <w:p>
+      <w:pPr>
+        <w:pBdr>
+          <w:top w:val="nil"/>
+          <w:left w:val="nil"/>
+          <w:bottom w:val="nil"/>
+          <w:right w:val="nil"/>
+          <w:between w:val="nil"/>
+          <w:bar w:val="nil"/>
+        </w:pBdr>
+        <w:spacing w:line="240" w:lineRule="auto"/>
+        <w:rPr>
+          <w:rFonts w:ascii="Times New Roman" w:eastAsia="Arial Unicode MS" w:hAnsi="Times New Roman" w:cs="Times New Roman"/>
+          <w:color w:val="000000"/>
+          <w:u w:color="000000"/>
+          <w:bdr w:val="nil"/>
+          <w14:textOutline w14:w="0" w14:cap="flat" w14:cmpd="sng" w14:algn="ctr">
+            <w14:noFill/>
+            <w14:prstDash w14:val="solid"/>
+            <w14:bevel/>
+          </w14:textOutline>
+          <w14:ligatures w14:val="none"/>
+        </w:rPr>
+      </w:pPr>
+      <w:r>
+        <w:rPr>
+          <w:rFonts w:ascii="Times New Roman" w:eastAsia="Arial Unicode MS" w:hAnsi="Times New Roman" w:cs="Times New Roman"/>
+          <w:color w:val="000000"/>
+          <w:u w:color="000000"/>
+          <w:bdr w:val="nil"/>
+          <w14:textOutline w14:w="0" w14:cap="flat" w14:cmpd="sng" w14:algn="ctr">
+            <w14:noFill/>
+            <w14:prstDash w14:val="solid"/>
+            <w14:bevel/>
+          </w14:textOutline>
+          <w14:ligatures w14:val="none"/>
+        </w:rPr>
         <w:t xml:space="preserve">Type: </w:t>
       </w:r>
       <w:proofErr w:type="spellStart"/>
@@ -12228,8 +12640,6 @@
         <w:spacing w:line="240" w:lineRule="auto"/>
         <w:rPr>
           <w:rFonts w:ascii="Times New Roman" w:eastAsia="Arial Unicode MS" w:hAnsi="Times New Roman" w:cs="Times New Roman"/>
-          <w:b/>
-          <w:bCs/>
           <w:color w:val="000000"/>
           <w:u w:color="000000"/>
           <w:bdr w:val="nil"/>
@@ -12241,41 +12651,26 @@
           <w14:ligatures w14:val="none"/>
         </w:rPr>
       </w:pPr>
-      <w:proofErr w:type="spellStart"/>
-      <w:r>
-        <w:rPr>
-          <w:rFonts w:ascii="Times New Roman" w:eastAsia="Arial Unicode MS" w:hAnsi="Times New Roman" w:cs="Times New Roman"/>
-          <w:b/>
-          <w:bCs/>
-          <w:color w:val="000000"/>
-          <w:u w:color="000000"/>
-          <w:bdr w:val="nil"/>
-          <w14:textOutline w14:w="0" w14:cap="flat" w14:cmpd="sng" w14:algn="ctr">
-            <w14:noFill/>
-            <w14:prstDash w14:val="solid"/>
-            <w14:bevel/>
-          </w14:textOutline>
-          <w14:ligatures w14:val="none"/>
-        </w:rPr>
-        <w:t>Tax_id</w:t>
-      </w:r>
-      <w:proofErr w:type="spellEnd"/>
-      <w:r>
-        <w:rPr>
-          <w:rFonts w:ascii="Times New Roman" w:eastAsia="Arial Unicode MS" w:hAnsi="Times New Roman" w:cs="Times New Roman"/>
-          <w:b/>
-          <w:bCs/>
-          <w:color w:val="000000"/>
-          <w:u w:color="000000"/>
-          <w:bdr w:val="nil"/>
-          <w14:textOutline w14:w="0" w14:cap="flat" w14:cmpd="sng" w14:algn="ctr">
-            <w14:noFill/>
-            <w14:prstDash w14:val="solid"/>
-            <w14:bevel/>
-          </w14:textOutline>
-          <w14:ligatures w14:val="none"/>
-        </w:rPr>
-        <w:t xml:space="preserve">= </w:t>
+      <w:r>
+        <w:rPr>
+          <w:rFonts w:ascii="Times New Roman" w:eastAsia="Arial Unicode MS" w:hAnsi="Times New Roman" w:cs="Times New Roman"/>
+          <w:color w:val="000000"/>
+          <w:u w:color="000000"/>
+          <w:bdr w:val="nil"/>
+          <w14:textOutline w14:w="0" w14:cap="flat" w14:cmpd="sng" w14:algn="ctr">
+            <w14:noFill/>
+            <w14:prstDash w14:val="solid"/>
+            <w14:bevel/>
+          </w14:textOutline>
+          <w14:ligatures w14:val="none"/>
+        </w:rPr>
+        <w:t xml:space="preserve">Query date: </w:t>
+      </w:r>
+      <w:r>
+        <w:rPr>
+          <w:rFonts w:ascii="Times New Roman" w:hAnsi="Times New Roman" w:cs="Times New Roman"/>
+        </w:rPr>
+        <w:t>07/27/23</w:t>
       </w:r>
     </w:p>
     <w:p>
@@ -12291,6 +12686,8 @@
         <w:spacing w:line="240" w:lineRule="auto"/>
         <w:rPr>
           <w:rFonts w:ascii="Times New Roman" w:eastAsia="Arial Unicode MS" w:hAnsi="Times New Roman" w:cs="Times New Roman"/>
+          <w:b/>
+          <w:bCs/>
           <w:color w:val="000000"/>
           <w:u w:color="000000"/>
           <w:bdr w:val="nil"/>
@@ -12302,20 +12699,41 @@
           <w14:ligatures w14:val="none"/>
         </w:rPr>
       </w:pPr>
-      <w:r>
-        <w:rPr>
-          <w:rFonts w:ascii="Times New Roman" w:eastAsia="Arial Unicode MS" w:hAnsi="Times New Roman" w:cs="Times New Roman"/>
-          <w:color w:val="000000"/>
-          <w:u w:color="000000"/>
-          <w:bdr w:val="nil"/>
-          <w14:textOutline w14:w="0" w14:cap="flat" w14:cmpd="sng" w14:algn="ctr">
-            <w14:noFill/>
-            <w14:prstDash w14:val="solid"/>
-            <w14:bevel/>
-          </w14:textOutline>
-          <w14:ligatures w14:val="none"/>
-        </w:rPr>
-        <w:t>12059 (Enterovirus)</w:t>
+      <w:proofErr w:type="spellStart"/>
+      <w:r>
+        <w:rPr>
+          <w:rFonts w:ascii="Times New Roman" w:eastAsia="Arial Unicode MS" w:hAnsi="Times New Roman" w:cs="Times New Roman"/>
+          <w:b/>
+          <w:bCs/>
+          <w:color w:val="000000"/>
+          <w:u w:color="000000"/>
+          <w:bdr w:val="nil"/>
+          <w14:textOutline w14:w="0" w14:cap="flat" w14:cmpd="sng" w14:algn="ctr">
+            <w14:noFill/>
+            <w14:prstDash w14:val="solid"/>
+            <w14:bevel/>
+          </w14:textOutline>
+          <w14:ligatures w14:val="none"/>
+        </w:rPr>
+        <w:t>Tax_id</w:t>
+      </w:r>
+      <w:proofErr w:type="spellEnd"/>
+      <w:r>
+        <w:rPr>
+          <w:rFonts w:ascii="Times New Roman" w:eastAsia="Arial Unicode MS" w:hAnsi="Times New Roman" w:cs="Times New Roman"/>
+          <w:b/>
+          <w:bCs/>
+          <w:color w:val="000000"/>
+          <w:u w:color="000000"/>
+          <w:bdr w:val="nil"/>
+          <w14:textOutline w14:w="0" w14:cap="flat" w14:cmpd="sng" w14:algn="ctr">
+            <w14:noFill/>
+            <w14:prstDash w14:val="solid"/>
+            <w14:bevel/>
+          </w14:textOutline>
+          <w14:ligatures w14:val="none"/>
+        </w:rPr>
+        <w:t xml:space="preserve">= </w:t>
       </w:r>
     </w:p>
     <w:p>
@@ -12355,6 +12773,47 @@
           </w14:textOutline>
           <w14:ligatures w14:val="none"/>
         </w:rPr>
+        <w:t>12059 (Enterovirus)</w:t>
+      </w:r>
+    </w:p>
+    <w:p>
+      <w:pPr>
+        <w:pBdr>
+          <w:top w:val="nil"/>
+          <w:left w:val="nil"/>
+          <w:bottom w:val="nil"/>
+          <w:right w:val="nil"/>
+          <w:between w:val="nil"/>
+          <w:bar w:val="nil"/>
+        </w:pBdr>
+        <w:spacing w:line="240" w:lineRule="auto"/>
+        <w:rPr>
+          <w:rFonts w:ascii="Times New Roman" w:eastAsia="Arial Unicode MS" w:hAnsi="Times New Roman" w:cs="Times New Roman"/>
+          <w:color w:val="000000"/>
+          <w:u w:color="000000"/>
+          <w:bdr w:val="nil"/>
+          <w14:textOutline w14:w="0" w14:cap="flat" w14:cmpd="sng" w14:algn="ctr">
+            <w14:noFill/>
+            <w14:prstDash w14:val="solid"/>
+            <w14:bevel/>
+          </w14:textOutline>
+          <w14:ligatures w14:val="none"/>
+        </w:rPr>
+      </w:pPr>
+      <w:r>
+        <w:rPr>
+          <w:rFonts w:ascii="Times New Roman" w:eastAsia="Arial Unicode MS" w:hAnsi="Times New Roman" w:cs="Times New Roman"/>
+          <w:color w:val="000000"/>
+          <w:u w:color="000000"/>
+          <w:bdr w:val="nil"/>
+          <w14:textOutline w14:w="0" w14:cap="flat" w14:cmpd="sng" w14:algn="ctr">
+            <w14:noFill/>
+            <w14:prstDash w14:val="solid"/>
+            <w14:bevel/>
+          </w14:textOutline>
+          <w14:ligatures w14:val="none"/>
+        </w:rPr>
+        <w:lastRenderedPageBreak/>
         <w:t xml:space="preserve">138950 (Enterovirus </w:t>
       </w:r>
       <w:proofErr w:type="spellStart"/>
@@ -12969,7 +13428,6 @@
           </w14:textOutline>
           <w14:ligatures w14:val="none"/>
         </w:rPr>
-        <w:lastRenderedPageBreak/>
         <w:t>  FROM</w:t>
       </w:r>
     </w:p>
@@ -14669,6 +15127,7 @@
           </w14:textOutline>
           <w14:ligatures w14:val="none"/>
         </w:rPr>
+        <w:lastRenderedPageBreak/>
         <w:t xml:space="preserve">  AND </w:t>
       </w:r>
       <w:proofErr w:type="gramStart"/>
